--- a/content-src/docx/R G 2001 03 10 John Ashbery.docx
+++ b/content-src/docx/R G 2001 03 10 John Ashbery.docx
@@ -121,6 +121,11 @@
           <w:color w:val="121212"/>
         </w:rPr>
         <w:br/>
+      </w:r>
+    </w:p>
+    <w:p>
+      <w:r>
+        <w:t xml:space="preserve">&lt;category&gt;poetry&lt;/category&gt;</w:t>
       </w:r>
     </w:p>
     <w:p>

--- a/content-src/docx/R G 2001 03 10 John Ashbery.docx
+++ b/content-src/docx/R G 2001 03 10 John Ashbery.docx
@@ -231,7 +231,7 @@
           <w:rFonts w:ascii="Georgia" w:eastAsia="Georgia" w:hAnsi="Georgia" w:cs="Georgia"/>
           <w:color w:val="121212"/>
         </w:rPr>
-        <w:t xml:space="preserve">, argues for this way of reading Ashbery while, valuably, sharing some of the entranced bafflement felt by Ashbery readers. In discussing "Europe", the most challenging poem in The Tennis Court Oath , Ashbery's most "difficult" book, Herd quotes the lines "We are not loved more than now/ The newspaper is ruining your eyes", drolly noting that: "Addressing a cultural condition which it thought damaging to the reader's wellbeing, [the poem] was serious when it suggested . . . that they were never 'loved more </w:t>
+        <w:t xml:space="preserve">, argues for this way of reading Ashbery while, valuably, sharing some of the entranced bafflement felt by Ashbery readers. In discussing "Europe", the most challenging poem in The Tennis Court Oath , Ashbery's most "difficult" book, Herd quotes the lines "We are not loved more than now/ The newspaper is ruining your eyes", drolly noting that: "Addressing a cultural condition which it thought damaging to the reader's wellbeing, [the poem] was serious when it suggested… that they were never 'loved more </w:t>
       </w:r>
       <w:r>
         <w:rPr>
@@ -376,7 +376,7 @@
           <w:rFonts w:ascii="Georgia" w:eastAsia="Georgia" w:hAnsi="Georgia" w:cs="Georgia"/>
           <w:color w:val="121212"/>
         </w:rPr>
-        <w:t xml:space="preserve"> orthodoxy. As Ashbery himself wrote: "Is there nothing then . . . between an avant-garde that has become a tradition and a tradition which is no longer one?"</w:t>
+        <w:t xml:space="preserve"> orthodoxy. As Ashbery himself wrote: "Is there nothing then… between an avant-garde that has become a tradition and a tradition which is no longer one?"</w:t>
       </w:r>
     </w:p>
     <w:p>
